--- a/03_Selektion/03_Mitarbeitsfrage.docx
+++ b/03_Selektion/03_Mitarbeitsfrage.docx
@@ -135,13 +135,8 @@
               <w:cnfStyle w:val="000000100000" w:firstRow="0" w:lastRow="0" w:firstColumn="0" w:lastColumn="0" w:oddVBand="0" w:evenVBand="0" w:oddHBand="1" w:evenHBand="0" w:firstRowFirstColumn="0" w:firstRowLastColumn="0" w:lastRowFirstColumn="0" w:lastRowLastColumn="0"/>
             </w:pPr>
             <w:r>
-              <w:t xml:space="preserve">Start/Ende, Prozess, ev. </w:t>
+              <w:t>Start/Ende, Prozess, ev. decision</w:t>
             </w:r>
-            <w:proofErr w:type="spellStart"/>
-            <w:r>
-              <w:t>decision</w:t>
-            </w:r>
-            <w:proofErr w:type="spellEnd"/>
           </w:p>
         </w:tc>
       </w:tr>
@@ -161,6 +156,199 @@
             <w:pPr>
               <w:cnfStyle w:val="000000000000" w:firstRow="0" w:lastRow="0" w:firstColumn="0" w:lastColumn="0" w:oddVBand="0" w:evenVBand="0" w:oddHBand="0" w:evenHBand="0" w:firstRowFirstColumn="0" w:firstRowLastColumn="0" w:lastRowFirstColumn="0" w:lastRowLastColumn="0"/>
             </w:pPr>
+          </w:p>
+        </w:tc>
+      </w:tr>
+      <w:tr>
+        <w:trPr>
+          <w:cnfStyle w:val="000000100000" w:firstRow="0" w:lastRow="0" w:firstColumn="0" w:lastColumn="0" w:oddVBand="0" w:evenVBand="0" w:oddHBand="1" w:evenHBand="0" w:firstRowFirstColumn="0" w:firstRowLastColumn="0" w:lastRowFirstColumn="0" w:lastRowLastColumn="0"/>
+        </w:trPr>
+        <w:tc>
+          <w:tcPr>
+            <w:cnfStyle w:val="001000000000" w:firstRow="0" w:lastRow="0" w:firstColumn="1" w:lastColumn="0" w:oddVBand="0" w:evenVBand="0" w:oddHBand="0" w:evenHBand="0" w:firstRowFirstColumn="0" w:firstRowLastColumn="0" w:lastRowFirstColumn="0" w:lastRowLastColumn="0"/>
+            <w:tcW w:w="4957" w:type="dxa"/>
+          </w:tcPr>
+          <w:p>
+            <w:r>
+              <w:t>Was ist der Operator %</w:t>
+            </w:r>
+          </w:p>
+        </w:tc>
+        <w:tc>
+          <w:tcPr>
+            <w:tcW w:w="4815" w:type="dxa"/>
+          </w:tcPr>
+          <w:p>
+            <w:pPr>
+              <w:cnfStyle w:val="000000100000" w:firstRow="0" w:lastRow="0" w:firstColumn="0" w:lastColumn="0" w:oddVBand="0" w:evenVBand="0" w:oddHBand="1" w:evenHBand="0" w:firstRowFirstColumn="0" w:firstRowLastColumn="0" w:lastRowFirstColumn="0" w:lastRowLastColumn="0"/>
+            </w:pPr>
+            <w:r>
+              <w:t>Modulo</w:t>
+            </w:r>
+          </w:p>
+        </w:tc>
+      </w:tr>
+      <w:tr>
+        <w:tc>
+          <w:tcPr>
+            <w:cnfStyle w:val="001000000000" w:firstRow="0" w:lastRow="0" w:firstColumn="1" w:lastColumn="0" w:oddVBand="0" w:evenVBand="0" w:oddHBand="0" w:evenHBand="0" w:firstRowFirstColumn="0" w:firstRowLastColumn="0" w:lastRowFirstColumn="0" w:lastRowLastColumn="0"/>
+            <w:tcW w:w="4957" w:type="dxa"/>
+          </w:tcPr>
+          <w:p>
+            <w:r>
+              <w:t>Zeichne eine Decision auf die Tafel</w:t>
+            </w:r>
+          </w:p>
+        </w:tc>
+        <w:tc>
+          <w:tcPr>
+            <w:tcW w:w="4815" w:type="dxa"/>
+          </w:tcPr>
+          <w:p>
+            <w:pPr>
+              <w:cnfStyle w:val="000000000000" w:firstRow="0" w:lastRow="0" w:firstColumn="0" w:lastColumn="0" w:oddVBand="0" w:evenVBand="0" w:oddHBand="0" w:evenHBand="0" w:firstRowFirstColumn="0" w:firstRowLastColumn="0" w:lastRowFirstColumn="0" w:lastRowLastColumn="0"/>
+            </w:pPr>
+            <w:r>
+              <w:t>Decision mit Eingang und Ausgang</w:t>
+            </w:r>
+          </w:p>
+        </w:tc>
+      </w:tr>
+      <w:tr>
+        <w:trPr>
+          <w:cnfStyle w:val="000000100000" w:firstRow="0" w:lastRow="0" w:firstColumn="0" w:lastColumn="0" w:oddVBand="0" w:evenVBand="0" w:oddHBand="1" w:evenHBand="0" w:firstRowFirstColumn="0" w:firstRowLastColumn="0" w:lastRowFirstColumn="0" w:lastRowLastColumn="0"/>
+        </w:trPr>
+        <w:tc>
+          <w:tcPr>
+            <w:cnfStyle w:val="001000000000" w:firstRow="0" w:lastRow="0" w:firstColumn="1" w:lastColumn="0" w:oddVBand="0" w:evenVBand="0" w:oddHBand="0" w:evenHBand="0" w:firstRowFirstColumn="0" w:firstRowLastColumn="0" w:lastRowFirstColumn="0" w:lastRowLastColumn="0"/>
+            <w:tcW w:w="4957" w:type="dxa"/>
+          </w:tcPr>
+          <w:p>
+            <w:r>
+              <w:t>Skizziere ein if (aus der Decision)</w:t>
+            </w:r>
+          </w:p>
+        </w:tc>
+        <w:tc>
+          <w:tcPr>
+            <w:tcW w:w="4815" w:type="dxa"/>
+          </w:tcPr>
+          <w:p>
+            <w:pPr>
+              <w:cnfStyle w:val="000000100000" w:firstRow="0" w:lastRow="0" w:firstColumn="0" w:lastColumn="0" w:oddVBand="0" w:evenVBand="0" w:oddHBand="1" w:evenHBand="0" w:firstRowFirstColumn="0" w:firstRowLastColumn="0" w:lastRowFirstColumn="0" w:lastRowLastColumn="0"/>
+            </w:pPr>
+            <w:r>
+              <w:rPr>
+                <w:rFonts w:ascii="Courier New" w:hAnsi="Courier New" w:cs="Courier New"/>
+              </w:rPr>
+              <w:t>i</w:t>
+            </w:r>
+            <w:r>
+              <w:rPr>
+                <w:rFonts w:ascii="Courier New" w:hAnsi="Courier New" w:cs="Courier New"/>
+              </w:rPr>
+              <w:t>f</w:t>
+            </w:r>
+            <w:r>
+              <w:t xml:space="preserve"> (Bedingung)</w:t>
+            </w:r>
+          </w:p>
+        </w:tc>
+      </w:tr>
+      <w:tr>
+        <w:tc>
+          <w:tcPr>
+            <w:cnfStyle w:val="001000000000" w:firstRow="0" w:lastRow="0" w:firstColumn="1" w:lastColumn="0" w:oddVBand="0" w:evenVBand="0" w:oddHBand="0" w:evenHBand="0" w:firstRowFirstColumn="0" w:firstRowLastColumn="0" w:lastRowFirstColumn="0" w:lastRowLastColumn="0"/>
+            <w:tcW w:w="4957" w:type="dxa"/>
+          </w:tcPr>
+          <w:p>
+            <w:r>
+              <w:t>Wie wird auf gleich geprüft?</w:t>
+            </w:r>
+            <w:r>
+              <w:br/>
+              <w:t>Wie auf ungleich</w:t>
+            </w:r>
+          </w:p>
+        </w:tc>
+        <w:tc>
+          <w:tcPr>
+            <w:tcW w:w="4815" w:type="dxa"/>
+          </w:tcPr>
+          <w:p>
+            <w:pPr>
+              <w:cnfStyle w:val="000000000000" w:firstRow="0" w:lastRow="0" w:firstColumn="0" w:lastColumn="0" w:oddVBand="0" w:evenVBand="0" w:oddHBand="0" w:evenHBand="0" w:firstRowFirstColumn="0" w:firstRowLastColumn="0" w:lastRowFirstColumn="0" w:lastRowLastColumn="0"/>
+              <w:rPr>
+                <w:rFonts w:ascii="Courier New" w:hAnsi="Courier New" w:cs="Courier New"/>
+              </w:rPr>
+            </w:pPr>
+            <w:r>
+              <w:rPr>
+                <w:rFonts w:ascii="Courier New" w:hAnsi="Courier New" w:cs="Courier New"/>
+              </w:rPr>
+              <w:t>==</w:t>
+            </w:r>
+          </w:p>
+        </w:tc>
+      </w:tr>
+      <w:tr>
+        <w:trPr>
+          <w:cnfStyle w:val="000000100000" w:firstRow="0" w:lastRow="0" w:firstColumn="0" w:lastColumn="0" w:oddVBand="0" w:evenVBand="0" w:oddHBand="1" w:evenHBand="0" w:firstRowFirstColumn="0" w:firstRowLastColumn="0" w:lastRowFirstColumn="0" w:lastRowLastColumn="0"/>
+        </w:trPr>
+        <w:tc>
+          <w:tcPr>
+            <w:cnfStyle w:val="001000000000" w:firstRow="0" w:lastRow="0" w:firstColumn="1" w:lastColumn="0" w:oddVBand="0" w:evenVBand="0" w:oddHBand="0" w:evenHBand="0" w:firstRowFirstColumn="0" w:firstRowLastColumn="0" w:lastRowFirstColumn="0" w:lastRowLastColumn="0"/>
+            <w:tcW w:w="4957" w:type="dxa"/>
+          </w:tcPr>
+          <w:p>
+            <w:r>
+              <w:t>Schreibe 0&lt;= wert &lt;= 1000 in eine Bedingung.</w:t>
+            </w:r>
+            <w:r>
+              <w:br/>
+            </w:r>
+            <w:r>
+              <w:t>Wie werden zwei Bedingungen gleichzeitig geprüft.</w:t>
+            </w:r>
+          </w:p>
+        </w:tc>
+        <w:tc>
+          <w:tcPr>
+            <w:tcW w:w="4815" w:type="dxa"/>
+          </w:tcPr>
+          <w:p>
+            <w:pPr>
+              <w:cnfStyle w:val="000000100000" w:firstRow="0" w:lastRow="0" w:firstColumn="0" w:lastColumn="0" w:oddVBand="0" w:evenVBand="0" w:oddHBand="1" w:evenHBand="0" w:firstRowFirstColumn="0" w:firstRowLastColumn="0" w:lastRowFirstColumn="0" w:lastRowLastColumn="0"/>
+            </w:pPr>
+            <w:r>
+              <w:t>&amp;&amp; Operator</w:t>
+            </w:r>
+          </w:p>
+        </w:tc>
+      </w:tr>
+      <w:tr>
+        <w:tc>
+          <w:tcPr>
+            <w:cnfStyle w:val="001000000000" w:firstRow="0" w:lastRow="0" w:firstColumn="1" w:lastColumn="0" w:oddVBand="0" w:evenVBand="0" w:oddHBand="0" w:evenHBand="0" w:firstRowFirstColumn="0" w:firstRowLastColumn="0" w:lastRowFirstColumn="0" w:lastRowLastColumn="0"/>
+            <w:tcW w:w="4957" w:type="dxa"/>
+          </w:tcPr>
+          <w:p>
+            <w:r>
+              <w:t>In einer If Bedingung zwei Bedingungen die alternativ gesetzt sein können</w:t>
+            </w:r>
+          </w:p>
+        </w:tc>
+        <w:tc>
+          <w:tcPr>
+            <w:tcW w:w="4815" w:type="dxa"/>
+          </w:tcPr>
+          <w:p>
+            <w:pPr>
+              <w:cnfStyle w:val="000000000000" w:firstRow="0" w:lastRow="0" w:firstColumn="0" w:lastColumn="0" w:oddVBand="0" w:evenVBand="0" w:oddHBand="0" w:evenHBand="0" w:firstRowFirstColumn="0" w:firstRowLastColumn="0" w:lastRowFirstColumn="0" w:lastRowLastColumn="0"/>
+            </w:pPr>
+            <w:r>
+              <w:t>||</w:t>
+            </w:r>
           </w:p>
         </w:tc>
       </w:tr>

--- a/03_Selektion/03_Mitarbeitsfrage.docx
+++ b/03_Selektion/03_Mitarbeitsfrage.docx
@@ -352,8 +352,136 @@
           </w:p>
         </w:tc>
       </w:tr>
+      <w:tr>
+        <w:trPr>
+          <w:cnfStyle w:val="000000100000" w:firstRow="0" w:lastRow="0" w:firstColumn="0" w:lastColumn="0" w:oddVBand="0" w:evenVBand="0" w:oddHBand="1" w:evenHBand="0" w:firstRowFirstColumn="0" w:firstRowLastColumn="0" w:lastRowFirstColumn="0" w:lastRowLastColumn="0"/>
+        </w:trPr>
+        <w:tc>
+          <w:tcPr>
+            <w:cnfStyle w:val="001000000000" w:firstRow="0" w:lastRow="0" w:firstColumn="1" w:lastColumn="0" w:oddVBand="0" w:evenVBand="0" w:oddHBand="0" w:evenHBand="0" w:firstRowFirstColumn="0" w:firstRowLastColumn="0" w:lastRowFirstColumn="0" w:lastRowLastColumn="0"/>
+            <w:tcW w:w="4957" w:type="dxa"/>
+          </w:tcPr>
+          <w:p>
+            <w:r>
+              <w:t>Dreieckstausch</w:t>
+            </w:r>
+            <w:r>
+              <w:br/>
+              <w:t>int a; int b;</w:t>
+            </w:r>
+            <w:r>
+              <w:br/>
+              <w:t>Codefragment für Tausch</w:t>
+            </w:r>
+          </w:p>
+        </w:tc>
+        <w:tc>
+          <w:tcPr>
+            <w:tcW w:w="4815" w:type="dxa"/>
+          </w:tcPr>
+          <w:p>
+            <w:pPr>
+              <w:cnfStyle w:val="000000100000" w:firstRow="0" w:lastRow="0" w:firstColumn="0" w:lastColumn="0" w:oddVBand="0" w:evenVBand="0" w:oddHBand="1" w:evenHBand="0" w:firstRowFirstColumn="0" w:firstRowLastColumn="0" w:lastRowFirstColumn="0" w:lastRowLastColumn="0"/>
+              <w:rPr>
+                <w:rFonts w:ascii="Courier New" w:hAnsi="Courier New" w:cs="Courier New"/>
+                <w:lang w:val="en-US"/>
+              </w:rPr>
+            </w:pPr>
+            <w:r>
+              <w:rPr>
+                <w:rFonts w:ascii="Courier New" w:hAnsi="Courier New" w:cs="Courier New"/>
+                <w:lang w:val="en-US"/>
+              </w:rPr>
+              <w:t>int tmp = a;</w:t>
+            </w:r>
+            <w:r>
+              <w:rPr>
+                <w:rFonts w:ascii="Courier New" w:hAnsi="Courier New" w:cs="Courier New"/>
+                <w:lang w:val="en-US"/>
+              </w:rPr>
+              <w:br/>
+              <w:t>a = b;</w:t>
+            </w:r>
+            <w:r>
+              <w:rPr>
+                <w:rFonts w:ascii="Courier New" w:hAnsi="Courier New" w:cs="Courier New"/>
+                <w:lang w:val="en-US"/>
+              </w:rPr>
+              <w:br/>
+              <w:t>b = tmp;</w:t>
+            </w:r>
+          </w:p>
+        </w:tc>
+      </w:tr>
+      <w:tr>
+        <w:tc>
+          <w:tcPr>
+            <w:cnfStyle w:val="001000000000" w:firstRow="0" w:lastRow="0" w:firstColumn="1" w:lastColumn="0" w:oddVBand="0" w:evenVBand="0" w:oddHBand="0" w:evenHBand="0" w:firstRowFirstColumn="0" w:firstRowLastColumn="0" w:lastRowFirstColumn="0" w:lastRowLastColumn="0"/>
+            <w:tcW w:w="4957" w:type="dxa"/>
+          </w:tcPr>
+          <w:p>
+            <w:r>
+              <w:t>Was ist ein Switch?</w:t>
+            </w:r>
+            <w:r>
+              <w:br/>
+              <w:t>Beispiel: GrownUpCalc</w:t>
+            </w:r>
+          </w:p>
+        </w:tc>
+        <w:tc>
+          <w:tcPr>
+            <w:tcW w:w="4815" w:type="dxa"/>
+          </w:tcPr>
+          <w:p>
+            <w:pPr>
+              <w:cnfStyle w:val="000000000000" w:firstRow="0" w:lastRow="0" w:firstColumn="0" w:lastColumn="0" w:oddVBand="0" w:evenVBand="0" w:oddHBand="0" w:evenHBand="0" w:firstRowFirstColumn="0" w:firstRowLastColumn="0" w:lastRowFirstColumn="0" w:lastRowLastColumn="0"/>
+              <w:rPr>
+                <w:rFonts w:ascii="Courier New" w:hAnsi="Courier New" w:cs="Courier New"/>
+                <w:lang w:val="en-US"/>
+              </w:rPr>
+            </w:pPr>
+          </w:p>
+        </w:tc>
+      </w:tr>
+      <w:tr>
+        <w:trPr>
+          <w:cnfStyle w:val="000000100000" w:firstRow="0" w:lastRow="0" w:firstColumn="0" w:lastColumn="0" w:oddVBand="0" w:evenVBand="0" w:oddHBand="1" w:evenHBand="0" w:firstRowFirstColumn="0" w:firstRowLastColumn="0" w:lastRowFirstColumn="0" w:lastRowLastColumn="0"/>
+        </w:trPr>
+        <w:tc>
+          <w:tcPr>
+            <w:cnfStyle w:val="001000000000" w:firstRow="0" w:lastRow="0" w:firstColumn="1" w:lastColumn="0" w:oddVBand="0" w:evenVBand="0" w:oddHBand="0" w:evenHBand="0" w:firstRowFirstColumn="0" w:firstRowLastColumn="0" w:lastRowFirstColumn="0" w:lastRowLastColumn="0"/>
+            <w:tcW w:w="4957" w:type="dxa"/>
+          </w:tcPr>
+          <w:p>
+            <w:r>
+              <w:t>Default bei Swicht</w:t>
+            </w:r>
+          </w:p>
+        </w:tc>
+        <w:tc>
+          <w:tcPr>
+            <w:tcW w:w="4815" w:type="dxa"/>
+          </w:tcPr>
+          <w:p>
+            <w:pPr>
+              <w:cnfStyle w:val="000000100000" w:firstRow="0" w:lastRow="0" w:firstColumn="0" w:lastColumn="0" w:oddVBand="0" w:evenVBand="0" w:oddHBand="1" w:evenHBand="0" w:firstRowFirstColumn="0" w:firstRowLastColumn="0" w:lastRowFirstColumn="0" w:lastRowLastColumn="0"/>
+              <w:rPr>
+                <w:rFonts w:ascii="Courier New" w:hAnsi="Courier New" w:cs="Courier New"/>
+                <w:lang w:val="en-US"/>
+              </w:rPr>
+            </w:pPr>
+          </w:p>
+        </w:tc>
+      </w:tr>
     </w:tbl>
-    <w:p/>
+    <w:p>
+      <w:pPr>
+        <w:rPr>
+          <w:lang w:val="en-US"/>
+        </w:rPr>
+      </w:pPr>
+    </w:p>
     <w:sectPr>
       <w:headerReference w:type="default" r:id="rId8"/>
       <w:footerReference w:type="default" r:id="rId9"/>
